--- a/testakten/insolvenzforderungsanmeldungspruefung-phoenix-solar/07_anmeldung_krankenkasse_sv.docx
+++ b/testakten/insolvenzforderungsanmeldungspruefung-phoenix-solar/07_anmeldung_krankenkasse_sv.docx
@@ -5,58 +5,88 @@
     <w:p>
       <w:pPr>
         <w:pStyle w:val="Heading1"/>
+        <w:spacing w:after="160" w:line="259" w:lineRule="auto"/>
       </w:pPr>
       <w:r>
         <w:rPr>
           <w:rFonts w:ascii="Times New Roman" w:hAnsi="Times New Roman"/>
+          <w:b/>
+          <w:sz w:val="28"/>
         </w:rPr>
         <w:t>Forderungsanmeldung – BKK Handwerk Mitte (Sozialversicherungsbeiträge)</w:t>
       </w:r>
     </w:p>
     <w:p>
       <w:pPr>
+        <w:spacing w:before="120" w:after="60" w:line="259" w:lineRule="auto"/>
         <w:jc w:val="left"/>
       </w:pPr>
       <w:r>
         <w:rPr>
-          <w:b/>
+          <w:rFonts w:ascii="Times New Roman" w:hAnsi="Times New Roman"/>
+          <w:b w:val="0"/>
+          <w:i w:val="0"/>
+          <w:sz w:val="22"/>
         </w:rPr>
         <w:t>Aktenzeichen:</w:t>
       </w:r>
       <w:r>
+        <w:rPr>
+          <w:rFonts w:ascii="Times New Roman" w:hAnsi="Times New Roman"/>
+          <w:b w:val="0"/>
+          <w:i w:val="0"/>
+          <w:sz w:val="22"/>
+        </w:rPr>
         <w:t xml:space="preserve"> 35 IN 417/26</w:t>
       </w:r>
     </w:p>
     <w:p>
       <w:pPr>
+        <w:spacing w:before="120" w:after="60" w:line="259" w:lineRule="auto"/>
         <w:jc w:val="left"/>
       </w:pPr>
       <w:r>
         <w:rPr>
+          <w:rFonts w:ascii="Times New Roman" w:hAnsi="Times New Roman"/>
           <w:b/>
+          <w:sz w:val="22"/>
         </w:rPr>
         <w:t>Gläubiger-ID (intern):</w:t>
       </w:r>
       <w:r>
+        <w:rPr>
+          <w:rFonts w:ascii="Times New Roman" w:hAnsi="Times New Roman"/>
+          <w:b/>
+          <w:sz w:val="22"/>
+        </w:rPr>
         <w:t xml:space="preserve"> G004</w:t>
       </w:r>
     </w:p>
     <w:p>
       <w:pPr>
+        <w:spacing w:before="120" w:after="60" w:line="259" w:lineRule="auto"/>
         <w:jc w:val="left"/>
       </w:pPr>
       <w:r>
         <w:rPr>
+          <w:rFonts w:ascii="Times New Roman" w:hAnsi="Times New Roman"/>
           <w:b/>
+          <w:sz w:val="22"/>
         </w:rPr>
         <w:t>Eingang:</w:t>
       </w:r>
       <w:r>
+        <w:rPr>
+          <w:rFonts w:ascii="Times New Roman" w:hAnsi="Times New Roman"/>
+          <w:b/>
+          <w:sz w:val="22"/>
+        </w:rPr>
         <w:t xml:space="preserve"> 9. Mai 2026 (E-Mail), Ergänzungsschreiben 26. Mai 2026</w:t>
       </w:r>
     </w:p>
     <w:p>
       <w:pPr>
+        <w:spacing w:line="259" w:lineRule="auto" w:after="60"/>
         <w:jc w:val="left"/>
       </w:pPr>
       <w:r>
@@ -69,14 +99,21 @@
         <w:t xml:space="preserve"> Einfache Insolvenzforderung gemäß § 38 InsO (Gesamtsozialversicherungsbeiträge vor Eröffnung)</w:t>
       </w:r>
     </w:p>
-    <w:p/>
+    <w:p>
+      <w:pPr>
+        <w:spacing w:line="259" w:lineRule="auto" w:after="60"/>
+      </w:pPr>
+    </w:p>
     <w:p>
       <w:pPr>
         <w:pStyle w:val="Heading2"/>
+        <w:spacing w:before="120" w:after="60" w:line="259" w:lineRule="auto"/>
       </w:pPr>
       <w:r>
         <w:rPr>
           <w:rFonts w:ascii="Times New Roman" w:hAnsi="Times New Roman"/>
+          <w:b/>
+          <w:sz w:val="22"/>
         </w:rPr>
         <w:t>Rubrum</w:t>
       </w:r>
@@ -310,10 +347,15 @@
         </w:tc>
       </w:tr>
     </w:tbl>
-    <w:p/>
+    <w:p>
+      <w:pPr>
+        <w:spacing w:line="259" w:lineRule="auto" w:after="60"/>
+      </w:pPr>
+    </w:p>
     <w:p>
       <w:pPr>
         <w:pStyle w:val="Heading2"/>
+        <w:spacing w:line="259" w:lineRule="auto" w:after="60"/>
       </w:pPr>
       <w:r>
         <w:rPr>
@@ -325,6 +367,7 @@
     <w:p>
       <w:pPr>
         <w:pStyle w:val="Heading3"/>
+        <w:spacing w:line="259" w:lineRule="auto" w:after="60"/>
       </w:pPr>
       <w:r>
         <w:rPr>
@@ -758,6 +801,7 @@
     <w:p>
       <w:pPr>
         <w:pStyle w:val="Heading3"/>
+        <w:spacing w:line="259" w:lineRule="auto" w:after="60"/>
       </w:pPr>
       <w:r>
         <w:rPr>
@@ -1062,6 +1106,7 @@
     </w:tbl>
     <w:p>
       <w:pPr>
+        <w:spacing w:line="259" w:lineRule="auto" w:after="60"/>
         <w:jc w:val="left"/>
       </w:pPr>
       <w:r>
@@ -1080,10 +1125,15 @@
         <w:t>21.991,24 EUR</w:t>
       </w:r>
     </w:p>
-    <w:p/>
+    <w:p>
+      <w:pPr>
+        <w:spacing w:line="259" w:lineRule="auto" w:after="60"/>
+      </w:pPr>
+    </w:p>
     <w:p>
       <w:pPr>
         <w:pStyle w:val="Heading2"/>
+        <w:spacing w:line="259" w:lineRule="auto" w:after="60"/>
       </w:pPr>
       <w:r>
         <w:rPr>
@@ -1095,6 +1145,7 @@
     <w:p>
       <w:pPr>
         <w:pStyle w:val="Heading3"/>
+        <w:spacing w:line="259" w:lineRule="auto" w:after="60"/>
       </w:pPr>
       <w:r>
         <w:rPr>
@@ -1105,6 +1156,7 @@
     </w:p>
     <w:p>
       <w:pPr>
+        <w:spacing w:line="259" w:lineRule="auto" w:after="60"/>
         <w:jc w:val="left"/>
       </w:pPr>
       <w:r>
@@ -1113,6 +1165,7 @@
     </w:p>
     <w:p>
       <w:pPr>
+        <w:spacing w:line="259" w:lineRule="auto" w:after="60"/>
         <w:jc w:val="left"/>
       </w:pPr>
       <w:r>
@@ -1122,6 +1175,7 @@
     <w:p>
       <w:pPr>
         <w:pStyle w:val="Heading3"/>
+        <w:spacing w:line="259" w:lineRule="auto" w:after="60"/>
       </w:pPr>
       <w:r>
         <w:rPr>
@@ -1132,6 +1186,7 @@
     </w:p>
     <w:p>
       <w:pPr>
+        <w:spacing w:line="259" w:lineRule="auto" w:after="60"/>
         <w:jc w:val="left"/>
       </w:pPr>
       <w:r>
@@ -1141,6 +1196,7 @@
     <w:p>
       <w:pPr>
         <w:pStyle w:val="ListBullet"/>
+        <w:spacing w:line="259" w:lineRule="auto" w:after="60"/>
       </w:pPr>
       <w:r>
         <w:t xml:space="preserve">Beitrag für die </w:t>
@@ -1158,6 +1214,7 @@
     <w:p>
       <w:pPr>
         <w:pStyle w:val="ListBullet"/>
+        <w:spacing w:line="259" w:lineRule="auto" w:after="60"/>
       </w:pPr>
       <w:r>
         <w:t xml:space="preserve">Beitrag für die </w:t>
@@ -1174,6 +1231,7 @@
     </w:p>
     <w:p>
       <w:pPr>
+        <w:spacing w:line="259" w:lineRule="auto" w:after="60"/>
         <w:jc w:val="left"/>
       </w:pPr>
       <w:r>
@@ -1182,6 +1240,7 @@
     </w:p>
     <w:p>
       <w:pPr>
+        <w:spacing w:line="259" w:lineRule="auto" w:after="60"/>
         <w:jc w:val="left"/>
       </w:pPr>
       <w:r>
@@ -1194,6 +1253,7 @@
     <w:p>
       <w:pPr>
         <w:pStyle w:val="ListBullet"/>
+        <w:spacing w:line="259" w:lineRule="auto" w:after="60"/>
       </w:pPr>
       <w:r>
         <w:t>April-Gesamtbeitrag: 6.314,00 EUR (Vollmonat)</w:t>
@@ -1202,6 +1262,7 @@
     <w:p>
       <w:pPr>
         <w:pStyle w:val="ListBullet"/>
+        <w:spacing w:line="259" w:lineRule="auto" w:after="60"/>
       </w:pPr>
       <w:r>
         <w:t>Als Insolvenzforderung (29/30): 6.103,33 EUR</w:t>
@@ -1210,6 +1271,7 @@
     <w:p>
       <w:pPr>
         <w:pStyle w:val="ListBullet"/>
+        <w:spacing w:line="259" w:lineRule="auto" w:after="60"/>
       </w:pPr>
       <w:r>
         <w:t>Als Masseforderung (1/30): 210,47 EUR (gesondert anzumelden beim Insolvenzverwalter)</w:t>
@@ -1217,6 +1279,7 @@
     </w:p>
     <w:p>
       <w:pPr>
+        <w:spacing w:line="259" w:lineRule="auto" w:after="60"/>
         <w:jc w:val="left"/>
       </w:pPr>
       <w:r>
@@ -1229,6 +1292,7 @@
     <w:p>
       <w:pPr>
         <w:pStyle w:val="Heading3"/>
+        <w:spacing w:line="259" w:lineRule="auto" w:after="60"/>
       </w:pPr>
       <w:r>
         <w:rPr>
@@ -1239,16 +1303,22 @@
     </w:p>
     <w:p>
       <w:pPr>
+        <w:spacing w:line="259" w:lineRule="auto" w:after="60"/>
         <w:jc w:val="left"/>
       </w:pPr>
       <w:r>
         <w:t>Säumniszuschläge, die auf Zeiträume nach dem Eröffnungsdatum entfallen, sind keine Insolvenzforderungen. Der angemeldete Säumniszuschlag für den Zeitraum 1. bis 15. Mai 2026 (92,10 EUR) entfällt daher. Der Insolvenzverwalter hat dies mit dem Nachforderungsschreiben mitgeteilt.</w:t>
       </w:r>
     </w:p>
-    <w:p/>
+    <w:p>
+      <w:pPr>
+        <w:spacing w:line="259" w:lineRule="auto" w:after="60"/>
+      </w:pPr>
+    </w:p>
     <w:p>
       <w:pPr>
         <w:pStyle w:val="Heading2"/>
+        <w:spacing w:line="259" w:lineRule="auto" w:after="60"/>
       </w:pPr>
       <w:r>
         <w:rPr>
@@ -1259,6 +1329,7 @@
     </w:p>
     <w:p>
       <w:pPr>
+        <w:spacing w:line="259" w:lineRule="auto" w:after="60"/>
         <w:jc w:val="left"/>
       </w:pPr>
       <w:r>
@@ -1267,16 +1338,22 @@
     </w:p>
     <w:p>
       <w:pPr>
+        <w:spacing w:line="259" w:lineRule="auto" w:after="60"/>
         <w:jc w:val="left"/>
       </w:pPr>
       <w:r>
         <w:t>Der Insolvenzverwalter prüft, ob für einzelne Arbeitnehmer Insolvenzgeld beantragt wurde und ob dies Auswirkungen auf die BKK-Beitragsforderung hat. Entsprechende Abstimmung mit dem Jobcenter und der Bundesagentur läuft (Eingang Anfrage 19. Mai 2026, Dokument Eingangsstapel lfd. Nr. 30).</w:t>
       </w:r>
     </w:p>
-    <w:p/>
+    <w:p>
+      <w:pPr>
+        <w:spacing w:line="259" w:lineRule="auto" w:after="60"/>
+      </w:pPr>
+    </w:p>
     <w:p>
       <w:pPr>
         <w:pStyle w:val="Heading2"/>
+        <w:spacing w:line="259" w:lineRule="auto" w:after="60"/>
       </w:pPr>
       <w:r>
         <w:rPr>
@@ -1876,10 +1953,15 @@
         </w:tc>
       </w:tr>
     </w:tbl>
-    <w:p/>
+    <w:p>
+      <w:pPr>
+        <w:spacing w:line="259" w:lineRule="auto" w:after="60"/>
+      </w:pPr>
+    </w:p>
     <w:p>
       <w:pPr>
         <w:pStyle w:val="Heading2"/>
+        <w:spacing w:line="259" w:lineRule="auto" w:after="60"/>
       </w:pPr>
       <w:r>
         <w:rPr>
@@ -1890,16 +1972,22 @@
     </w:p>
     <w:p>
       <w:pPr>
+        <w:spacing w:line="259" w:lineRule="auto" w:after="60"/>
         <w:jc w:val="left"/>
       </w:pPr>
       <w:r>
         <w:t>Die Forderung der BKK Handwerk Mitte ist einfache Insolvenzforderung gemäß § 38 InsO. Ein gesetzlicher Vorrang besteht nicht. Sozialversicherungsträger genießen im deutschen Insolvenzrecht seit 1999 kein Absonderungsrecht mehr.</w:t>
       </w:r>
     </w:p>
-    <w:p/>
+    <w:p>
+      <w:pPr>
+        <w:spacing w:line="259" w:lineRule="auto" w:after="60"/>
+      </w:pPr>
+    </w:p>
     <w:p>
       <w:pPr>
         <w:pStyle w:val="Heading2"/>
+        <w:spacing w:line="259" w:lineRule="auto" w:after="60"/>
       </w:pPr>
       <w:r>
         <w:rPr>
@@ -1911,6 +1999,7 @@
     <w:p>
       <w:pPr>
         <w:pStyle w:val="ListBullet"/>
+        <w:spacing w:line="259" w:lineRule="auto" w:after="60"/>
       </w:pPr>
       <w:r>
         <w:rPr>
@@ -1925,6 +2014,7 @@
     <w:p>
       <w:pPr>
         <w:pStyle w:val="ListBullet"/>
+        <w:spacing w:line="259" w:lineRule="auto" w:after="60"/>
       </w:pPr>
       <w:r>
         <w:rPr>
@@ -1939,6 +2029,7 @@
     <w:p>
       <w:pPr>
         <w:pStyle w:val="ListBullet"/>
+        <w:spacing w:line="259" w:lineRule="auto" w:after="60"/>
       </w:pPr>
       <w:r>
         <w:rPr>
@@ -1953,6 +2044,7 @@
     <w:p>
       <w:pPr>
         <w:pStyle w:val="ListBullet"/>
+        <w:spacing w:line="259" w:lineRule="auto" w:after="60"/>
       </w:pPr>
       <w:r>
         <w:rPr>
@@ -1967,6 +2059,7 @@
     <w:p>
       <w:pPr>
         <w:pStyle w:val="ListBullet"/>
+        <w:spacing w:line="259" w:lineRule="auto" w:after="60"/>
       </w:pPr>
       <w:r>
         <w:rPr>
@@ -1979,13 +2072,58 @@
       </w:r>
     </w:p>
     <w:sectPr>
+      <w:headerReference w:type="default" r:id="rId9"/>
+      <w:footerReference w:type="default" r:id="rId10"/>
       <w:pgSz w:w="11906" w:h="16838"/>
-      <w:pgMar w:top="1417" w:right="1417" w:bottom="1417" w:left="1417" w:header="720" w:footer="720" w:gutter="0"/>
+      <w:pgMar w:top="1191" w:right="1247" w:bottom="1134" w:left="1361" w:header="720" w:footer="720" w:gutter="0"/>
       <w:cols w:space="720"/>
       <w:docGrid w:linePitch="360"/>
     </w:sectPr>
   </w:body>
 </w:document>
+</file>
+
+<file path=word/footer1.xml><?xml version="1.0" encoding="utf-8"?>
+<w:ftr xmlns:m="http://schemas.openxmlformats.org/officeDocument/2006/math" xmlns:mc="http://schemas.openxmlformats.org/markup-compatibility/2006" xmlns:mo="http://schemas.microsoft.com/office/mac/office/2008/main" xmlns:mv="urn:schemas-microsoft-com:mac:vml" xmlns:o="urn:schemas-microsoft-com:office:office" xmlns:r="http://schemas.openxmlformats.org/officeDocument/2006/relationships" xmlns:v="urn:schemas-microsoft-com:vml" xmlns:w10="urn:schemas-microsoft-com:office:word" xmlns:w14="http://schemas.microsoft.com/office/word/2010/wordml" xmlns:w="http://schemas.openxmlformats.org/wordprocessingml/2006/main" xmlns:wne="http://schemas.microsoft.com/office/word/2006/wordml" xmlns:wp14="http://schemas.microsoft.com/office/word/2010/wordprocessingDrawing" xmlns:wp="http://schemas.openxmlformats.org/drawingml/2006/wordprocessingDrawing" xmlns:wpc="http://schemas.microsoft.com/office/word/2010/wordprocessingCanvas" xmlns:wpg="http://schemas.microsoft.com/office/word/2010/wordprocessingGroup" xmlns:wpi="http://schemas.microsoft.com/office/word/2010/wordprocessingInk" xmlns:wps="http://schemas.microsoft.com/office/word/2010/wordprocessingShape" mc:Ignorable="w14 wp14">
+  <w:p>
+    <w:pPr>
+      <w:pStyle w:val="Footer"/>
+      <w:jc w:val="left"/>
+    </w:pPr>
+    <w:r/>
+    <w:r>
+      <w:rPr>
+        <w:rFonts w:ascii="Times New Roman" w:hAnsi="Times New Roman"/>
+        <w:b w:val="0"/>
+        <w:color w:val="777777"/>
+        <w:sz w:val="17"/>
+      </w:rPr>
+      <w:t>Vertraulich | Bearbeitungsstand Juli 2026 | nur zur Aktenbearbeitung</w:t>
+    </w:r>
+  </w:p>
+</w:ftr>
+</file>
+
+<file path=word/header1.xml><?xml version="1.0" encoding="utf-8"?>
+<w:hdr xmlns:m="http://schemas.openxmlformats.org/officeDocument/2006/math" xmlns:mc="http://schemas.openxmlformats.org/markup-compatibility/2006" xmlns:mo="http://schemas.microsoft.com/office/mac/office/2008/main" xmlns:mv="urn:schemas-microsoft-com:mac:vml" xmlns:o="urn:schemas-microsoft-com:office:office" xmlns:r="http://schemas.openxmlformats.org/officeDocument/2006/relationships" xmlns:v="urn:schemas-microsoft-com:vml" xmlns:w10="urn:schemas-microsoft-com:office:word" xmlns:w14="http://schemas.microsoft.com/office/word/2010/wordml" xmlns:w="http://schemas.openxmlformats.org/wordprocessingml/2006/main" xmlns:wne="http://schemas.microsoft.com/office/word/2006/wordml" xmlns:wp14="http://schemas.microsoft.com/office/word/2010/wordprocessingDrawing" xmlns:wp="http://schemas.openxmlformats.org/drawingml/2006/wordprocessingDrawing" xmlns:wpc="http://schemas.microsoft.com/office/word/2010/wordprocessingCanvas" xmlns:wpg="http://schemas.microsoft.com/office/word/2010/wordprocessingGroup" xmlns:wpi="http://schemas.microsoft.com/office/word/2010/wordprocessingInk" xmlns:wps="http://schemas.microsoft.com/office/word/2010/wordprocessingShape" mc:Ignorable="w14 wp14">
+  <w:p>
+    <w:pPr>
+      <w:pStyle w:val="Header"/>
+      <w:jc w:val="left"/>
+    </w:pPr>
+    <w:r/>
+    <w:r>
+      <w:rPr>
+        <w:rFonts w:ascii="Times New Roman" w:hAnsi="Times New Roman"/>
+        <w:b w:val="0"/>
+        <w:i w:val="0"/>
+        <w:color w:val="666666"/>
+        <w:sz w:val="17"/>
+      </w:rPr>
+      <w:t>Lindenhof und Partner mbB | Insolvenz- und Restrukturierungsakte | Bearbeitungsstand Juli 2026</w:t>
+    </w:r>
+  </w:p>
+</w:hdr>
 </file>
 
 <file path=word/numbering.xml><?xml version="1.0" encoding="utf-8"?>
@@ -2702,11 +2840,12 @@
       <w:contextualSpacing/>
     </w:pPr>
     <w:rPr>
-      <w:rFonts w:asciiTheme="majorHAnsi" w:eastAsiaTheme="majorEastAsia" w:hAnsiTheme="majorHAnsi" w:cstheme="majorBidi"/>
+      <w:rFonts w:asciiTheme="majorHAnsi" w:eastAsiaTheme="majorEastAsia" w:hAnsiTheme="majorHAnsi" w:cstheme="majorBidi" w:ascii="Times New Roman" w:hAnsi="Times New Roman"/>
+      <w:b/>
       <w:color w:val="17365D" w:themeColor="text2" w:themeShade="BF"/>
       <w:spacing w:val="5"/>
       <w:kern w:val="28"/>
-      <w:sz w:val="52"/>
+      <w:sz w:val="30"/>
       <w:szCs w:val="52"/>
     </w:rPr>
   </w:style>
